--- a/docs/homeworks/t_test_homework/t_test_homework.docx
+++ b/docs/homeworks/t_test_homework/t_test_homework.docx
@@ -1218,7 +1218,7 @@
         <w:rPr>
           <w:rStyle w:val="VerbatimChar"/>
         </w:rPr>
-        <w:t xml:space="preserve"> - attr(*, "problems")=&lt;pointer: 0xacfbf95c0&gt; </w:t>
+        <w:t xml:space="preserve"> - attr(*, "problems")=&lt;pointer: 0x74b124240&gt; </w:t>
       </w:r>
     </w:p>
     <w:p>

--- a/docs/homeworks/t_test_homework/t_test_homework.docx
+++ b/docs/homeworks/t_test_homework/t_test_homework.docx
@@ -1218,7 +1218,7 @@
         <w:rPr>
           <w:rStyle w:val="VerbatimChar"/>
         </w:rPr>
-        <w:t xml:space="preserve"> - attr(*, "problems")=&lt;pointer: 0x74b124240&gt; </w:t>
+        <w:t xml:space="preserve"> - attr(*, "problems")=&lt;pointer: 0xc89107620&gt; </w:t>
       </w:r>
     </w:p>
     <w:p>

--- a/docs/homeworks/t_test_homework/t_test_homework.docx
+++ b/docs/homeworks/t_test_homework/t_test_homework.docx
@@ -1218,7 +1218,7 @@
         <w:rPr>
           <w:rStyle w:val="VerbatimChar"/>
         </w:rPr>
-        <w:t xml:space="preserve"> - attr(*, "problems")=&lt;pointer: 0xc89107620&gt; </w:t>
+        <w:t xml:space="preserve"> - attr(*, "problems")=&lt;pointer: 0x9c70df6b0&gt; </w:t>
       </w:r>
     </w:p>
     <w:p>

--- a/docs/homeworks/t_test_homework/t_test_homework.docx
+++ b/docs/homeworks/t_test_homework/t_test_homework.docx
@@ -1218,7 +1218,7 @@
         <w:rPr>
           <w:rStyle w:val="VerbatimChar"/>
         </w:rPr>
-        <w:t xml:space="preserve"> - attr(*, "problems")=&lt;pointer: 0x9c70df6b0&gt; </w:t>
+        <w:t xml:space="preserve"> - attr(*, "problems")=&lt;pointer: 0xc913d8230&gt; </w:t>
       </w:r>
     </w:p>
     <w:p>

--- a/docs/homeworks/t_test_homework/t_test_homework.docx
+++ b/docs/homeworks/t_test_homework/t_test_homework.docx
@@ -1218,7 +1218,7 @@
         <w:rPr>
           <w:rStyle w:val="VerbatimChar"/>
         </w:rPr>
-        <w:t xml:space="preserve"> - attr(*, "problems")=&lt;pointer: 0xc913d8230&gt; </w:t>
+        <w:t xml:space="preserve"> - attr(*, "problems")=&lt;pointer: 0x854cf8120&gt; </w:t>
       </w:r>
     </w:p>
     <w:p>

--- a/docs/homeworks/t_test_homework/t_test_homework.docx
+++ b/docs/homeworks/t_test_homework/t_test_homework.docx
@@ -1218,7 +1218,7 @@
         <w:rPr>
           <w:rStyle w:val="VerbatimChar"/>
         </w:rPr>
-        <w:t xml:space="preserve"> - attr(*, "problems")=&lt;pointer: 0x854cf8120&gt; </w:t>
+        <w:t xml:space="preserve"> - attr(*, "problems")=&lt;pointer: 0xc3eff95d0&gt; </w:t>
       </w:r>
     </w:p>
     <w:p>
@@ -2604,7 +2604,7 @@
       <w:b/>
       <w:color w:themeColor="accent1" w:themeShade="BF" w:val="0F4761"/>
       <w:sz w:val="28"/>
-      <w:szCs w:val="40"/>
+      <w:szCs w:val="28"/>
     </w:rPr>
   </w:style>
   <w:style w:styleId="Heading2" w:type="paragraph">
@@ -2626,7 +2626,7 @@
     <w:rPr>
       <w:rFonts w:asciiTheme="majorHAnsi" w:cstheme="majorBidi" w:eastAsiaTheme="majorEastAsia" w:hAnsiTheme="majorHAnsi"/>
       <w:color w:themeColor="accent1" w:themeShade="BF" w:val="0F4761"/>
-      <w:szCs w:val="32"/>
+      <w:szCs w:val="28"/>
     </w:rPr>
   </w:style>
   <w:style w:styleId="Heading3" w:type="paragraph">
@@ -2938,8 +2938,8 @@
       <w:rFonts w:asciiTheme="majorHAnsi" w:cstheme="majorBidi" w:eastAsiaTheme="majorEastAsia" w:hAnsiTheme="majorHAnsi"/>
       <w:spacing w:val="-10"/>
       <w:kern w:val="28"/>
-      <w:sz w:val="56"/>
-      <w:szCs w:val="56"/>
+      <w:sz w:val="28"/>
+      <w:szCs w:val="28"/>
     </w:rPr>
   </w:style>
   <w:style w:customStyle="1" w:styleId="TitleChar" w:type="character">
@@ -2952,8 +2952,8 @@
       <w:rFonts w:asciiTheme="majorHAnsi" w:cstheme="majorBidi" w:eastAsiaTheme="majorEastAsia" w:hAnsiTheme="majorHAnsi"/>
       <w:spacing w:val="-10"/>
       <w:kern w:val="28"/>
-      <w:sz w:val="56"/>
-      <w:szCs w:val="56"/>
+      <w:sz w:val="28"/>
+      <w:szCs w:val="28"/>
     </w:rPr>
   </w:style>
   <w:style w:styleId="Subtitle" w:type="paragraph">

--- a/docs/homeworks/t_test_homework/t_test_homework.docx
+++ b/docs/homeworks/t_test_homework/t_test_homework.docx
@@ -1218,7 +1218,7 @@
         <w:rPr>
           <w:rStyle w:val="VerbatimChar"/>
         </w:rPr>
-        <w:t xml:space="preserve"> - attr(*, "problems")=&lt;pointer: 0xc3eff95d0&gt; </w:t>
+        <w:t xml:space="preserve"> - attr(*, "problems")=&lt;pointer: 0x89139c1f0&gt; </w:t>
       </w:r>
     </w:p>
     <w:p>

--- a/docs/homeworks/t_test_homework/t_test_homework.docx
+++ b/docs/homeworks/t_test_homework/t_test_homework.docx
@@ -1218,7 +1218,7 @@
         <w:rPr>
           <w:rStyle w:val="VerbatimChar"/>
         </w:rPr>
-        <w:t xml:space="preserve"> - attr(*, "problems")=&lt;pointer: 0x89139c1f0&gt; </w:t>
+        <w:t xml:space="preserve"> - attr(*, "problems")=&lt;pointer: 0xb9b145650&gt; </w:t>
       </w:r>
     </w:p>
     <w:p>

--- a/docs/homeworks/t_test_homework/t_test_homework.docx
+++ b/docs/homeworks/t_test_homework/t_test_homework.docx
@@ -1218,7 +1218,7 @@
         <w:rPr>
           <w:rStyle w:val="VerbatimChar"/>
         </w:rPr>
-        <w:t xml:space="preserve"> - attr(*, "problems")=&lt;pointer: 0xb9b145650&gt; </w:t>
+        <w:t xml:space="preserve"> - attr(*, "problems")=&lt;pointer: 0x92b1080d0&gt; </w:t>
       </w:r>
     </w:p>
     <w:p>

--- a/docs/homeworks/t_test_homework/t_test_homework.docx
+++ b/docs/homeworks/t_test_homework/t_test_homework.docx
@@ -1218,7 +1218,7 @@
         <w:rPr>
           <w:rStyle w:val="VerbatimChar"/>
         </w:rPr>
-        <w:t xml:space="preserve"> - attr(*, "problems")=&lt;pointer: 0x92b1080d0&gt; </w:t>
+        <w:t xml:space="preserve"> - attr(*, "problems")=&lt;pointer: 0x989b88c10&gt; </w:t>
       </w:r>
     </w:p>
     <w:p>

--- a/docs/homeworks/t_test_homework/t_test_homework.docx
+++ b/docs/homeworks/t_test_homework/t_test_homework.docx
@@ -1218,7 +1218,7 @@
         <w:rPr>
           <w:rStyle w:val="VerbatimChar"/>
         </w:rPr>
-        <w:t xml:space="preserve"> - attr(*, "problems")=&lt;pointer: 0x989b88c10&gt; </w:t>
+        <w:t xml:space="preserve"> - attr(*, "problems")=&lt;pointer: 0x8a13a42d0&gt; </w:t>
       </w:r>
     </w:p>
     <w:p>

--- a/docs/homeworks/t_test_homework/t_test_homework.docx
+++ b/docs/homeworks/t_test_homework/t_test_homework.docx
@@ -1218,7 +1218,7 @@
         <w:rPr>
           <w:rStyle w:val="VerbatimChar"/>
         </w:rPr>
-        <w:t xml:space="preserve"> - attr(*, "problems")=&lt;pointer: 0x8a13a42d0&gt; </w:t>
+        <w:t xml:space="preserve"> - attr(*, "problems")=&lt;pointer: 0x7133db5e0&gt; </w:t>
       </w:r>
     </w:p>
     <w:p>

--- a/docs/homeworks/t_test_homework/t_test_homework.docx
+++ b/docs/homeworks/t_test_homework/t_test_homework.docx
@@ -1218,7 +1218,7 @@
         <w:rPr>
           <w:rStyle w:val="VerbatimChar"/>
         </w:rPr>
-        <w:t xml:space="preserve"> - attr(*, "problems")=&lt;pointer: 0x7133db5e0&gt; </w:t>
+        <w:t xml:space="preserve"> - attr(*, "problems")=&lt;pointer: 0xb40e94ba0&gt; </w:t>
       </w:r>
     </w:p>
     <w:p>

--- a/docs/homeworks/t_test_homework/t_test_homework.docx
+++ b/docs/homeworks/t_test_homework/t_test_homework.docx
@@ -1218,7 +1218,7 @@
         <w:rPr>
           <w:rStyle w:val="VerbatimChar"/>
         </w:rPr>
-        <w:t xml:space="preserve"> - attr(*, "problems")=&lt;pointer: 0xb40e94ba0&gt; </w:t>
+        <w:t xml:space="preserve"> - attr(*, "problems")=&lt;pointer: 0xbcf0d6830&gt; </w:t>
       </w:r>
     </w:p>
     <w:p>
